--- a/Deep Learning Group Work Distribution.docx
+++ b/Deep Learning Group Work Distribution.docx
@@ -180,10 +180,7 @@
               <w:t>Ernest</w:t>
             </w:r>
             <w:r>
-              <w:t xml:space="preserve"> </w:t>
-            </w:r>
-            <w:r>
-              <w:t>Cyganowski</w:t>
+              <w:t xml:space="preserve"> Cyganowski</w:t>
             </w:r>
           </w:p>
         </w:tc>
@@ -229,21 +226,7 @@
               <w:rPr>
                 <w:lang w:val="fr-FR"/>
               </w:rPr>
-              <w:t xml:space="preserve"> as </w:t>
-            </w:r>
-            <w:proofErr w:type="spellStart"/>
-            <w:r>
-              <w:rPr>
-                <w:lang w:val="fr-FR"/>
-              </w:rPr>
-              <w:t>well</w:t>
-            </w:r>
-            <w:proofErr w:type="spellEnd"/>
-            <w:r>
-              <w:rPr>
-                <w:lang w:val="fr-FR"/>
-              </w:rPr>
-              <w:t xml:space="preserve"> as conclusion</w:t>
+              <w:t xml:space="preserve"> </w:t>
             </w:r>
           </w:p>
         </w:tc>
@@ -273,13 +256,7 @@
               <w:rPr>
                 <w:lang w:val="fr-FR"/>
               </w:rPr>
-              <w:t>EDA</w:t>
-            </w:r>
-            <w:r>
-              <w:rPr>
-                <w:lang w:val="fr-FR"/>
-              </w:rPr>
-              <w:t>, fine-tuning</w:t>
+              <w:t>EDA, fine-tuning</w:t>
             </w:r>
           </w:p>
         </w:tc>
@@ -348,26 +325,143 @@
               <w:rPr>
                 <w:lang w:val="fr-FR"/>
               </w:rPr>
-              <w:t xml:space="preserve"> (base and large </w:t>
-            </w:r>
-            <w:proofErr w:type="spellStart"/>
-            <w:r>
-              <w:rPr>
-                <w:lang w:val="fr-FR"/>
-              </w:rPr>
-              <w:t>models</w:t>
-            </w:r>
-            <w:proofErr w:type="spellEnd"/>
-            <w:r>
-              <w:rPr>
-                <w:lang w:val="fr-FR"/>
-              </w:rPr>
-              <w:t>) + src code</w:t>
+              <w:t xml:space="preserve"> </w:t>
+            </w:r>
+            <w:r>
+              <w:rPr>
+                <w:lang w:val="fr-FR"/>
+              </w:rPr>
+              <w:t>and</w:t>
+            </w:r>
+            <w:r>
+              <w:rPr>
+                <w:lang w:val="fr-FR"/>
+              </w:rPr>
+              <w:t xml:space="preserve"> src code</w:t>
             </w:r>
           </w:p>
         </w:tc>
       </w:tr>
     </w:tbl>
+    <w:p>
+      <w:pPr>
+        <w:rPr>
+          <w:lang w:val="fr-FR"/>
+        </w:rPr>
+      </w:pPr>
+    </w:p>
+    <w:p>
+      <w:pPr>
+        <w:rPr>
+          <w:lang w:val="fr-FR"/>
+        </w:rPr>
+      </w:pPr>
+      <w:proofErr w:type="spellStart"/>
+      <w:r>
+        <w:rPr>
+          <w:lang w:val="fr-FR"/>
+        </w:rPr>
+        <w:t>Besides</w:t>
+      </w:r>
+      <w:proofErr w:type="spellEnd"/>
+      <w:r>
+        <w:rPr>
+          <w:lang w:val="fr-FR"/>
+        </w:rPr>
+        <w:t xml:space="preserve"> </w:t>
+      </w:r>
+      <w:proofErr w:type="spellStart"/>
+      <w:r>
+        <w:rPr>
+          <w:lang w:val="fr-FR"/>
+        </w:rPr>
+        <w:t>each</w:t>
+      </w:r>
+      <w:proofErr w:type="spellEnd"/>
+      <w:r>
+        <w:rPr>
+          <w:lang w:val="fr-FR"/>
+        </w:rPr>
+        <w:t xml:space="preserve"> </w:t>
+      </w:r>
+      <w:proofErr w:type="spellStart"/>
+      <w:r>
+        <w:rPr>
+          <w:lang w:val="fr-FR"/>
+        </w:rPr>
+        <w:t>member’s</w:t>
+      </w:r>
+      <w:proofErr w:type="spellEnd"/>
+      <w:r>
+        <w:rPr>
+          <w:lang w:val="fr-FR"/>
+        </w:rPr>
+        <w:t xml:space="preserve"> </w:t>
+      </w:r>
+      <w:proofErr w:type="spellStart"/>
+      <w:r>
+        <w:rPr>
+          <w:lang w:val="fr-FR"/>
+        </w:rPr>
+        <w:t>work</w:t>
+      </w:r>
+      <w:proofErr w:type="spellEnd"/>
+      <w:r>
+        <w:rPr>
+          <w:lang w:val="fr-FR"/>
+        </w:rPr>
+        <w:t xml:space="preserve">, </w:t>
+      </w:r>
+      <w:proofErr w:type="spellStart"/>
+      <w:r>
+        <w:rPr>
+          <w:lang w:val="fr-FR"/>
+        </w:rPr>
+        <w:t>everyone</w:t>
+      </w:r>
+      <w:proofErr w:type="spellEnd"/>
+      <w:r>
+        <w:rPr>
+          <w:lang w:val="fr-FR"/>
+        </w:rPr>
+        <w:t xml:space="preserve"> </w:t>
+      </w:r>
+      <w:proofErr w:type="spellStart"/>
+      <w:r>
+        <w:rPr>
+          <w:lang w:val="fr-FR"/>
+        </w:rPr>
+        <w:t>equally</w:t>
+      </w:r>
+      <w:proofErr w:type="spellEnd"/>
+      <w:r>
+        <w:rPr>
+          <w:lang w:val="fr-FR"/>
+        </w:rPr>
+        <w:t xml:space="preserve"> </w:t>
+      </w:r>
+      <w:proofErr w:type="spellStart"/>
+      <w:r>
+        <w:rPr>
+          <w:lang w:val="fr-FR"/>
+        </w:rPr>
+        <w:t>participated</w:t>
+      </w:r>
+      <w:proofErr w:type="spellEnd"/>
+      <w:r>
+        <w:rPr>
+          <w:lang w:val="fr-FR"/>
+        </w:rPr>
+        <w:t xml:space="preserve"> to the final report</w:t>
+      </w:r>
+    </w:p>
+    <w:p>
+      <w:pPr>
+        <w:rPr>
+          <w:lang w:val="fr-FR"/>
+        </w:rPr>
+      </w:pPr>
+    </w:p>
     <w:p>
       <w:pPr>
         <w:rPr>
@@ -1620,26 +1714,6 @@
 </file>
 
 <file path=customXml/item1.xml><?xml version="1.0" encoding="utf-8"?>
-<?mso-contentType ?>
-<FormTemplates xmlns="http://schemas.microsoft.com/sharepoint/v3/contenttype/forms">
-  <Display>DocumentLibraryForm</Display>
-  <Edit>DocumentLibraryForm</Edit>
-  <New>DocumentLibraryForm</New>
-</FormTemplates>
-</file>
-
-<file path=customXml/item2.xml><?xml version="1.0" encoding="utf-8"?>
-<p:properties xmlns:p="http://schemas.microsoft.com/office/2006/metadata/properties" xmlns:xsi="http://www.w3.org/2001/XMLSchema-instance" xmlns:pc="http://schemas.microsoft.com/office/infopath/2007/PartnerControls">
-  <documentManagement>
-    <TaxCatchAll xmlns="31957d6a-8de1-48bf-a4be-acf063f2e09a" xsi:nil="true"/>
-    <lcf76f155ced4ddcb4097134ff3c332f xmlns="cc4255e5-ca57-4f36-aaaf-fafebd769cdf">
-      <Terms xmlns="http://schemas.microsoft.com/office/infopath/2007/PartnerControls"/>
-    </lcf76f155ced4ddcb4097134ff3c332f>
-  </documentManagement>
-</p:properties>
-</file>
-
-<file path=customXml/item3.xml><?xml version="1.0" encoding="utf-8"?>
 <ct:contentTypeSchema xmlns:ct="http://schemas.microsoft.com/office/2006/metadata/contentType" xmlns:ma="http://schemas.microsoft.com/office/2006/metadata/properties/metaAttributes" ct:_="" ma:_="" ma:contentTypeName="Document" ma:contentTypeID="0x010100798D60AD7F50864B97869DAC99079B5A" ma:contentTypeVersion="10" ma:contentTypeDescription="Create a new document." ma:contentTypeScope="" ma:versionID="5795cff75d5df342898c4cfc5bd0c7ad">
   <xsd:schema xmlns:xsd="http://www.w3.org/2001/XMLSchema" xmlns:xs="http://www.w3.org/2001/XMLSchema" xmlns:p="http://schemas.microsoft.com/office/2006/metadata/properties" xmlns:ns2="cc4255e5-ca57-4f36-aaaf-fafebd769cdf" xmlns:ns3="31957d6a-8de1-48bf-a4be-acf063f2e09a" targetNamespace="http://schemas.microsoft.com/office/2006/metadata/properties" ma:root="true" ma:fieldsID="060a8661dca60af40de7c3a487867881" ns2:_="" ns3:_="">
     <xsd:import namespace="cc4255e5-ca57-4f36-aaaf-fafebd769cdf"/>
@@ -1826,26 +1900,27 @@
 </ct:contentTypeSchema>
 </file>
 
-<file path=customXml/itemProps1.xml><?xml version="1.0" encoding="utf-8"?>
-<ds:datastoreItem xmlns:ds="http://schemas.openxmlformats.org/officeDocument/2006/customXml" ds:itemID="{5BBE1738-5D57-495C-A350-3888A84E50D1}">
-  <ds:schemaRefs>
-    <ds:schemaRef ds:uri="http://schemas.microsoft.com/sharepoint/v3/contenttype/forms"/>
-  </ds:schemaRefs>
-</ds:datastoreItem>
+<file path=customXml/item2.xml><?xml version="1.0" encoding="utf-8"?>
+<?mso-contentType ?>
+<FormTemplates xmlns="http://schemas.microsoft.com/sharepoint/v3/contenttype/forms">
+  <Display>DocumentLibraryForm</Display>
+  <Edit>DocumentLibraryForm</Edit>
+  <New>DocumentLibraryForm</New>
+</FormTemplates>
 </file>
 
-<file path=customXml/itemProps2.xml><?xml version="1.0" encoding="utf-8"?>
-<ds:datastoreItem xmlns:ds="http://schemas.openxmlformats.org/officeDocument/2006/customXml" ds:itemID="{BF02D322-41C4-4487-9276-5D64E30C3FE9}">
-  <ds:schemaRefs>
-    <ds:schemaRef ds:uri="http://schemas.microsoft.com/office/2006/metadata/properties"/>
-    <ds:schemaRef ds:uri="http://schemas.microsoft.com/office/infopath/2007/PartnerControls"/>
-    <ds:schemaRef ds:uri="31957d6a-8de1-48bf-a4be-acf063f2e09a"/>
-    <ds:schemaRef ds:uri="cc4255e5-ca57-4f36-aaaf-fafebd769cdf"/>
-  </ds:schemaRefs>
-</ds:datastoreItem>
+<file path=customXml/item3.xml><?xml version="1.0" encoding="utf-8"?>
+<p:properties xmlns:p="http://schemas.microsoft.com/office/2006/metadata/properties" xmlns:xsi="http://www.w3.org/2001/XMLSchema-instance" xmlns:pc="http://schemas.microsoft.com/office/infopath/2007/PartnerControls">
+  <documentManagement>
+    <TaxCatchAll xmlns="31957d6a-8de1-48bf-a4be-acf063f2e09a" xsi:nil="true"/>
+    <lcf76f155ced4ddcb4097134ff3c332f xmlns="cc4255e5-ca57-4f36-aaaf-fafebd769cdf">
+      <Terms xmlns="http://schemas.microsoft.com/office/infopath/2007/PartnerControls"/>
+    </lcf76f155ced4ddcb4097134ff3c332f>
+  </documentManagement>
+</p:properties>
 </file>
 
-<file path=customXml/itemProps3.xml><?xml version="1.0" encoding="utf-8"?>
+<file path=customXml/itemProps1.xml><?xml version="1.0" encoding="utf-8"?>
 <ds:datastoreItem xmlns:ds="http://schemas.openxmlformats.org/officeDocument/2006/customXml" ds:itemID="{223724B4-3AA3-438F-B8A4-715E7632E9FC}">
   <ds:schemaRefs>
     <ds:schemaRef ds:uri="http://schemas.microsoft.com/office/2006/metadata/contentType"/>
@@ -1864,6 +1939,25 @@
 </ds:datastoreItem>
 </file>
 
+<file path=customXml/itemProps2.xml><?xml version="1.0" encoding="utf-8"?>
+<ds:datastoreItem xmlns:ds="http://schemas.openxmlformats.org/officeDocument/2006/customXml" ds:itemID="{5BBE1738-5D57-495C-A350-3888A84E50D1}">
+  <ds:schemaRefs>
+    <ds:schemaRef ds:uri="http://schemas.microsoft.com/sharepoint/v3/contenttype/forms"/>
+  </ds:schemaRefs>
+</ds:datastoreItem>
+</file>
+
+<file path=customXml/itemProps3.xml><?xml version="1.0" encoding="utf-8"?>
+<ds:datastoreItem xmlns:ds="http://schemas.openxmlformats.org/officeDocument/2006/customXml" ds:itemID="{BF02D322-41C4-4487-9276-5D64E30C3FE9}">
+  <ds:schemaRefs>
+    <ds:schemaRef ds:uri="http://schemas.microsoft.com/office/2006/metadata/properties"/>
+    <ds:schemaRef ds:uri="http://schemas.microsoft.com/office/infopath/2007/PartnerControls"/>
+    <ds:schemaRef ds:uri="31957d6a-8de1-48bf-a4be-acf063f2e09a"/>
+    <ds:schemaRef ds:uri="cc4255e5-ca57-4f36-aaaf-fafebd769cdf"/>
+  </ds:schemaRefs>
+</ds:datastoreItem>
+</file>
+
 <file path=docMetadata/LabelInfo.xml><?xml version="1.0" encoding="utf-8"?>
 <clbl:labelList xmlns:clbl="http://schemas.microsoft.com/office/2020/mipLabelMetadata">
   <clbl:label id="{e5d15069-41a2-48be-a3f3-d7f52db16425}" enabled="0" method="" siteId="{e5d15069-41a2-48be-a3f3-d7f52db16425}" removed="1"/>
